--- a/MHBV 011026/05_ANEXOS/MHBV-12B_Oficio_SDA_Projeto_Sao_Jose.docx
+++ b/MHBV 011026/05_ANEXOS/MHBV-12B_Oficio_SDA_Projeto_Sao_Jose.docx
@@ -114,7 +114,7 @@
                 <w:color w:val="341000"/>
                 <w:sz w:val="16"/>
               </w:rPr>
-              <w:t xml:space="preserve">MINUTA DE APOIO MHBV 011026 (01/10/2026) · revisar com advogado (OAB/CE) e OCB/CE antes de usar · campos [ ] a preencher</w:t>
+              <w:t xml:space="preserve">MINUTA DE APOIO MHBV 071026 (07/10/2026) · revisar com advogado (OAB/CE) e OCB/CE antes de usar · campos [ ] a preencher</w:t>
             </w:r>
           </w:p>
         </w:tc>
@@ -175,7 +175,7 @@
           <w:b w:val="0"/>
           <w:i w:val="0"/>
         </w:rPr>
-        <w:t xml:space="preserve">1. A Comissão Organizadora da COOPERATIVA APÍCOLA MEL-HORANDO BOA VIAGEM, em constituição nos termos da Lei nº 5.764/1971, implanta entreposto cooperativo de mel no Sertão Central pela Via Faseada: Fase 0 – piloto em imóvel locado, com registro no SIE/ADAGRI, a partir de 07/2027; Fase 1 – entreposto próprio de ~550 m² e capacidade de 350 t/ano, após 12 meses de piloto; Fase 2 – inspeção federal somente quando houver escala.</w:t>
+        <w:t xml:space="preserve">1. A Comissão Organizadora da COOPERATIVA APÍCOLA MEL-HORANDO BOA VIAGEM, em constituição nos termos da Lei nº 5.764/1971, implanta entreposto cooperativo de mel no Sertão Central pela Via Faseada: Fase 0 – piloto em imóvel locado, com registro no SIE/ADAGRI, a partir de 07/2027; Fase 1 – entreposto próprio de 630 m² úteis (≈ 666 m² construídos) e capacidade de 350 t/ano, após 12 meses de piloto; Fase 2 – inspeção federal somente quando houver escala.</w:t>
       </w:r>
     </w:p>
     <w:p>
@@ -184,7 +184,7 @@
           <w:b w:val="0"/>
           <w:i w:val="0"/>
         </w:rPr>
-        <w:t xml:space="preserve">2. O investimento estimado do entreposto é de R$ 3,29 milhões: R$ 2,0 milhões pleiteados ao FNE Coopera/Banco do Nordeste (Carta-Consulta em 04/2028; pedido formal em 07/2028) e R$ 1,29 milhão de capital próprio. A Cooperativa terá CNPJ em dez/2026 (registro na JUCEC previsto para 07/12/2026).</w:t>
+        <w:t xml:space="preserve">2. O investimento estimado do entreposto é de R$ 3,83 milhões: R$ 2,0 milhões pleiteados ao FNE Coopera/Banco do Nordeste (Carta-Consulta em 04/2028; pedido formal em 07/2028) e R$ 1,83 milhão de capital próprio. A Cooperativa terá CNPJ em dez/2026 (registro na JUCEC previsto para 07/12/2026). A contrapartida de capital próprio subiu R$ 0,54 milhão com o dimensionamento da planta e deve ser coberta por capital próprio ou subvenção, não por mais FNE; o apoio solicitado a esta Secretaria ajuda a fechar essa contrapartida de R$ 1,83 milhão.</w:t>
       </w:r>
     </w:p>
     <w:p>
